--- a/WORD/Ejercicio 3 php.docx
+++ b/WORD/Ejercicio 3 php.docx
@@ -190,6 +190,10 @@
     </w:p>
     <w:p>
       <w:r>
+        <w:rPr>
+          <w:noProof/>
+          <w:lang w:eastAsia="es-ES"/>
+        </w:rPr>
         <w:lastRenderedPageBreak/>
         <w:drawing>
           <wp:inline distT="0" distB="0" distL="0" distR="0" wp14:anchorId="1F59D209" wp14:editId="74C8A7C8">
@@ -372,6 +376,10 @@
     <w:p/>
     <w:p>
       <w:r>
+        <w:rPr>
+          <w:noProof/>
+          <w:lang w:eastAsia="es-ES"/>
+        </w:rPr>
         <w:lastRenderedPageBreak/>
         <w:drawing>
           <wp:inline distT="0" distB="0" distL="0" distR="0" wp14:anchorId="1F3836B9" wp14:editId="023B0E63">
@@ -442,16 +450,378 @@
       </w:r>
       <w:proofErr w:type="spellEnd"/>
       <w:r>
-        <w:t xml:space="preserve"> para mostrar el nombre del día correspondiente. Añade un default para el cas</w:t>
-      </w:r>
-      <w:r>
-        <w:t xml:space="preserve">o de un número fuera de rango. </w:t>
-      </w:r>
-    </w:p>
-    <w:p>
-      <w:bookmarkStart w:id="0" w:name="_GoBack"/>
-      <w:bookmarkEnd w:id="0"/>
-    </w:p>
+        <w:t xml:space="preserve"> para mostrar el nombre del día correspondiente. Añade un default para el caso de un número fuera de rango. </w:t>
+      </w:r>
+    </w:p>
+    <w:p>
+      <w:proofErr w:type="gramStart"/>
+      <w:r>
+        <w:t>&lt;!DOCTYPE</w:t>
+      </w:r>
+      <w:proofErr w:type="gramEnd"/>
+      <w:r>
+        <w:t xml:space="preserve"> </w:t>
+      </w:r>
+      <w:proofErr w:type="spellStart"/>
+      <w:r>
+        <w:t>html</w:t>
+      </w:r>
+      <w:proofErr w:type="spellEnd"/>
+      <w:r>
+        <w:t>&gt;</w:t>
+      </w:r>
+    </w:p>
+    <w:p>
+      <w:r>
+        <w:t>&lt;</w:t>
+      </w:r>
+      <w:proofErr w:type="spellStart"/>
+      <w:r>
+        <w:t>html</w:t>
+      </w:r>
+      <w:proofErr w:type="spellEnd"/>
+      <w:r>
+        <w:t>&gt;</w:t>
+      </w:r>
+    </w:p>
+    <w:p>
+      <w:r>
+        <w:t>&lt;</w:t>
+      </w:r>
+      <w:proofErr w:type="spellStart"/>
+      <w:r>
+        <w:t>body</w:t>
+      </w:r>
+      <w:proofErr w:type="spellEnd"/>
+      <w:r>
+        <w:t>&gt;</w:t>
+      </w:r>
+    </w:p>
+    <w:p/>
+    <w:p>
+      <w:proofErr w:type="gramStart"/>
+      <w:r>
+        <w:t>&lt;?</w:t>
+      </w:r>
+      <w:proofErr w:type="spellStart"/>
+      <w:r>
+        <w:t>php</w:t>
+      </w:r>
+      <w:proofErr w:type="spellEnd"/>
+      <w:proofErr w:type="gramEnd"/>
+    </w:p>
+    <w:p>
+      <w:r>
+        <w:t>$</w:t>
+      </w:r>
+      <w:proofErr w:type="spellStart"/>
+      <w:r>
+        <w:t>Dia</w:t>
+      </w:r>
+      <w:proofErr w:type="spellEnd"/>
+      <w:r>
+        <w:t xml:space="preserve"> = 9;</w:t>
+      </w:r>
+    </w:p>
+    <w:p/>
+    <w:p>
+      <w:proofErr w:type="spellStart"/>
+      <w:r>
+        <w:t>switch</w:t>
+      </w:r>
+      <w:proofErr w:type="spellEnd"/>
+      <w:r>
+        <w:t xml:space="preserve"> ($</w:t>
+      </w:r>
+      <w:proofErr w:type="spellStart"/>
+      <w:r>
+        <w:t>Dia</w:t>
+      </w:r>
+      <w:proofErr w:type="spellEnd"/>
+      <w:r>
+        <w:t>) {</w:t>
+      </w:r>
+    </w:p>
+    <w:p>
+      <w:r>
+        <w:tab/>
+        <w:t>case 1:</w:t>
+      </w:r>
+    </w:p>
+    <w:p>
+      <w:r>
+        <w:tab/>
+      </w:r>
+      <w:r>
+        <w:tab/>
+        <w:t>echo "</w:t>
+      </w:r>
+      <w:proofErr w:type="gramStart"/>
+      <w:r>
+        <w:t>Lunes</w:t>
+      </w:r>
+      <w:proofErr w:type="gramEnd"/>
+      <w:r>
+        <w:t>";</w:t>
+      </w:r>
+    </w:p>
+    <w:p>
+      <w:r>
+        <w:t xml:space="preserve">        break;</w:t>
+      </w:r>
+    </w:p>
+    <w:p>
+      <w:r>
+        <w:t xml:space="preserve">    case 2: </w:t>
+      </w:r>
+    </w:p>
+    <w:p>
+      <w:r>
+        <w:t xml:space="preserve">    </w:t>
+      </w:r>
+      <w:r>
+        <w:tab/>
+        <w:t>echo "</w:t>
+      </w:r>
+      <w:proofErr w:type="gramStart"/>
+      <w:r>
+        <w:t>Martes</w:t>
+      </w:r>
+      <w:proofErr w:type="gramEnd"/>
+      <w:r>
+        <w:t>";</w:t>
+      </w:r>
+    </w:p>
+    <w:p>
+      <w:r>
+        <w:t xml:space="preserve">        break;</w:t>
+      </w:r>
+    </w:p>
+    <w:p>
+      <w:r>
+        <w:t xml:space="preserve">    case 3:</w:t>
+      </w:r>
+    </w:p>
+    <w:p>
+      <w:r>
+        <w:t xml:space="preserve">    </w:t>
+      </w:r>
+      <w:r>
+        <w:tab/>
+        <w:t>echo "</w:t>
+      </w:r>
+      <w:proofErr w:type="spellStart"/>
+      <w:r>
+        <w:t>Miercoles</w:t>
+      </w:r>
+      <w:proofErr w:type="spellEnd"/>
+      <w:r>
+        <w:t>";</w:t>
+      </w:r>
+    </w:p>
+    <w:p>
+      <w:r>
+        <w:t xml:space="preserve">        break;</w:t>
+      </w:r>
+    </w:p>
+    <w:p>
+      <w:r>
+        <w:t xml:space="preserve">    case 4: </w:t>
+      </w:r>
+    </w:p>
+    <w:p>
+      <w:r>
+        <w:t xml:space="preserve">    </w:t>
+      </w:r>
+      <w:r>
+        <w:tab/>
+        <w:t>echo "</w:t>
+      </w:r>
+      <w:proofErr w:type="gramStart"/>
+      <w:r>
+        <w:t>Jueves</w:t>
+      </w:r>
+      <w:proofErr w:type="gramEnd"/>
+      <w:r>
+        <w:t>";</w:t>
+      </w:r>
+    </w:p>
+    <w:p>
+      <w:r>
+        <w:lastRenderedPageBreak/>
+        <w:t xml:space="preserve">        break;</w:t>
+      </w:r>
+    </w:p>
+    <w:p>
+      <w:r>
+        <w:t xml:space="preserve">    case 5: </w:t>
+      </w:r>
+    </w:p>
+    <w:p>
+      <w:r>
+        <w:t xml:space="preserve">    </w:t>
+      </w:r>
+      <w:r>
+        <w:tab/>
+        <w:t>echo "</w:t>
+      </w:r>
+      <w:proofErr w:type="gramStart"/>
+      <w:r>
+        <w:t>Viernes</w:t>
+      </w:r>
+      <w:proofErr w:type="gramEnd"/>
+      <w:r>
+        <w:t>";</w:t>
+      </w:r>
+    </w:p>
+    <w:p>
+      <w:r>
+        <w:t xml:space="preserve">        break;</w:t>
+      </w:r>
+    </w:p>
+    <w:p>
+      <w:r>
+        <w:t xml:space="preserve">    case 6:</w:t>
+      </w:r>
+    </w:p>
+    <w:p>
+      <w:r>
+        <w:t xml:space="preserve">    </w:t>
+      </w:r>
+      <w:r>
+        <w:tab/>
+        <w:t>echo "</w:t>
+      </w:r>
+      <w:proofErr w:type="spellStart"/>
+      <w:r>
+        <w:t>Sabado</w:t>
+      </w:r>
+      <w:proofErr w:type="spellEnd"/>
+      <w:r>
+        <w:t>";</w:t>
+      </w:r>
+    </w:p>
+    <w:p>
+      <w:r>
+        <w:t xml:space="preserve">        break;</w:t>
+      </w:r>
+    </w:p>
+    <w:p>
+      <w:r>
+        <w:t xml:space="preserve">    case 7:</w:t>
+      </w:r>
+    </w:p>
+    <w:p>
+      <w:r>
+        <w:t xml:space="preserve">    </w:t>
+      </w:r>
+      <w:r>
+        <w:tab/>
+        <w:t>echo "Domingo";</w:t>
+      </w:r>
+    </w:p>
+    <w:p>
+      <w:r>
+        <w:t xml:space="preserve">        break;</w:t>
+      </w:r>
+    </w:p>
+    <w:p>
+      <w:r>
+        <w:t xml:space="preserve">      default: </w:t>
+      </w:r>
+    </w:p>
+    <w:p>
+      <w:r>
+        <w:t xml:space="preserve">        echo "Eso </w:t>
+      </w:r>
+      <w:proofErr w:type="spellStart"/>
+      <w:r>
+        <w:t>dia</w:t>
+      </w:r>
+      <w:proofErr w:type="spellEnd"/>
+      <w:r>
+        <w:t xml:space="preserve"> no existe";</w:t>
+      </w:r>
+    </w:p>
+    <w:p>
+      <w:r>
+        <w:t xml:space="preserve">    } </w:t>
+      </w:r>
+    </w:p>
+    <w:p>
+      <w:r>
+        <w:t xml:space="preserve">?&gt; </w:t>
+      </w:r>
+    </w:p>
+    <w:p/>
+    <w:p>
+      <w:r>
+        <w:t>&lt;/</w:t>
+      </w:r>
+      <w:proofErr w:type="spellStart"/>
+      <w:r>
+        <w:t>body</w:t>
+      </w:r>
+      <w:proofErr w:type="spellEnd"/>
+      <w:r>
+        <w:t>&gt;</w:t>
+      </w:r>
+    </w:p>
+    <w:p>
+      <w:r>
+        <w:t>&lt;/</w:t>
+      </w:r>
+      <w:proofErr w:type="spellStart"/>
+      <w:r>
+        <w:t>html</w:t>
+      </w:r>
+      <w:proofErr w:type="spellEnd"/>
+      <w:r>
+        <w:t>&gt;</w:t>
+      </w:r>
+    </w:p>
+    <w:p/>
+    <w:p>
+      <w:r>
+        <w:lastRenderedPageBreak/>
+        <w:drawing>
+          <wp:inline distT="0" distB="0" distL="0" distR="0" wp14:anchorId="1A959A30" wp14:editId="4B123200">
+            <wp:extent cx="5400040" cy="6115050"/>
+            <wp:effectExtent l="0" t="0" r="0" b="0"/>
+            <wp:docPr id="3" name="Imagen 3"/>
+            <wp:cNvGraphicFramePr>
+              <a:graphicFrameLocks xmlns:a="http://schemas.openxmlformats.org/drawingml/2006/main" noChangeAspect="1"/>
+            </wp:cNvGraphicFramePr>
+            <a:graphic xmlns:a="http://schemas.openxmlformats.org/drawingml/2006/main">
+              <a:graphicData uri="http://schemas.openxmlformats.org/drawingml/2006/picture">
+                <pic:pic xmlns:pic="http://schemas.openxmlformats.org/drawingml/2006/picture">
+                  <pic:nvPicPr>
+                    <pic:cNvPr id="1" name=""/>
+                    <pic:cNvPicPr/>
+                  </pic:nvPicPr>
+                  <pic:blipFill>
+                    <a:blip r:embed="rId6"/>
+                    <a:stretch>
+                      <a:fillRect/>
+                    </a:stretch>
+                  </pic:blipFill>
+                  <pic:spPr>
+                    <a:xfrm>
+                      <a:off x="0" y="0"/>
+                      <a:ext cx="5400040" cy="6115050"/>
+                    </a:xfrm>
+                    <a:prstGeom prst="rect">
+                      <a:avLst/>
+                    </a:prstGeom>
+                  </pic:spPr>
+                </pic:pic>
+              </a:graphicData>
+            </a:graphic>
+          </wp:inline>
+        </w:drawing>
+      </w:r>
+    </w:p>
+    <w:p/>
     <w:p>
       <w:pPr>
         <w:rPr>
@@ -478,6 +848,323 @@
         <w:t xml:space="preserve"> para asignar una calificación (Sobresaliente, Notable, Bien, Suficiente, Insuficiente) según un valor $nota.</w:t>
       </w:r>
     </w:p>
+    <w:p>
+      <w:proofErr w:type="gramStart"/>
+      <w:r>
+        <w:t>&lt;!DOCTYPE</w:t>
+      </w:r>
+      <w:proofErr w:type="gramEnd"/>
+      <w:r>
+        <w:t xml:space="preserve"> </w:t>
+      </w:r>
+      <w:proofErr w:type="spellStart"/>
+      <w:r>
+        <w:t>html</w:t>
+      </w:r>
+      <w:proofErr w:type="spellEnd"/>
+      <w:r>
+        <w:t>&gt;</w:t>
+      </w:r>
+    </w:p>
+    <w:p>
+      <w:r>
+        <w:t>&lt;</w:t>
+      </w:r>
+      <w:proofErr w:type="spellStart"/>
+      <w:r>
+        <w:t>html</w:t>
+      </w:r>
+      <w:proofErr w:type="spellEnd"/>
+      <w:r>
+        <w:t>&gt;</w:t>
+      </w:r>
+    </w:p>
+    <w:p>
+      <w:r>
+        <w:t>&lt;</w:t>
+      </w:r>
+      <w:proofErr w:type="spellStart"/>
+      <w:r>
+        <w:t>body</w:t>
+      </w:r>
+      <w:proofErr w:type="spellEnd"/>
+      <w:r>
+        <w:t>&gt;</w:t>
+      </w:r>
+    </w:p>
+    <w:p/>
+    <w:p>
+      <w:proofErr w:type="gramStart"/>
+      <w:r>
+        <w:t>&lt;?</w:t>
+      </w:r>
+      <w:proofErr w:type="spellStart"/>
+      <w:r>
+        <w:t>php</w:t>
+      </w:r>
+      <w:proofErr w:type="spellEnd"/>
+      <w:proofErr w:type="gramEnd"/>
+    </w:p>
+    <w:p>
+      <w:r>
+        <w:t>$nota = 7;</w:t>
+      </w:r>
+    </w:p>
+    <w:p>
+      <w:r>
+        <w:lastRenderedPageBreak/>
+        <w:t>$</w:t>
+      </w:r>
+      <w:proofErr w:type="spellStart"/>
+      <w:r>
+        <w:t>calificacion</w:t>
+      </w:r>
+      <w:proofErr w:type="spellEnd"/>
+      <w:r>
+        <w:t xml:space="preserve"> = "";</w:t>
+      </w:r>
+    </w:p>
+    <w:p/>
+    <w:p>
+      <w:proofErr w:type="spellStart"/>
+      <w:r>
+        <w:t>switch</w:t>
+      </w:r>
+      <w:proofErr w:type="spellEnd"/>
+      <w:r>
+        <w:t xml:space="preserve"> (true) {</w:t>
+      </w:r>
+    </w:p>
+    <w:p>
+      <w:r>
+        <w:t xml:space="preserve">    case ($nota &gt;= 9 &amp;&amp; $nota &lt;= 10):</w:t>
+      </w:r>
+    </w:p>
+    <w:p>
+      <w:r>
+        <w:t xml:space="preserve">        $</w:t>
+      </w:r>
+      <w:proofErr w:type="spellStart"/>
+      <w:r>
+        <w:t>calificacion</w:t>
+      </w:r>
+      <w:proofErr w:type="spellEnd"/>
+      <w:r>
+        <w:t xml:space="preserve"> = "Sobresaliente";</w:t>
+      </w:r>
+    </w:p>
+    <w:p>
+      <w:r>
+        <w:t xml:space="preserve">        break;</w:t>
+      </w:r>
+    </w:p>
+    <w:p>
+      <w:r>
+        <w:t xml:space="preserve">    case ($nota &gt;= 7 &amp;&amp; $nota &lt; 9):</w:t>
+      </w:r>
+    </w:p>
+    <w:p>
+      <w:r>
+        <w:t xml:space="preserve">        $</w:t>
+      </w:r>
+      <w:proofErr w:type="spellStart"/>
+      <w:r>
+        <w:t>calificacion</w:t>
+      </w:r>
+      <w:proofErr w:type="spellEnd"/>
+      <w:r>
+        <w:t xml:space="preserve"> = "Notable";</w:t>
+      </w:r>
+    </w:p>
+    <w:p>
+      <w:r>
+        <w:t xml:space="preserve">        break;</w:t>
+      </w:r>
+    </w:p>
+    <w:p>
+      <w:r>
+        <w:t xml:space="preserve">    case ($nota &gt;= 6 &amp;&amp; $nota &lt; 7):</w:t>
+      </w:r>
+    </w:p>
+    <w:p>
+      <w:r>
+        <w:t xml:space="preserve">        $</w:t>
+      </w:r>
+      <w:proofErr w:type="spellStart"/>
+      <w:r>
+        <w:t>calificacion</w:t>
+      </w:r>
+      <w:proofErr w:type="spellEnd"/>
+      <w:r>
+        <w:t xml:space="preserve"> = "Bien";</w:t>
+      </w:r>
+    </w:p>
+    <w:p>
+      <w:r>
+        <w:t xml:space="preserve">        break;</w:t>
+      </w:r>
+    </w:p>
+    <w:p>
+      <w:r>
+        <w:t xml:space="preserve">    case ($nota &gt;= 5 &amp;&amp; $nota &lt; 6):</w:t>
+      </w:r>
+    </w:p>
+    <w:p>
+      <w:r>
+        <w:t xml:space="preserve">        $</w:t>
+      </w:r>
+      <w:proofErr w:type="spellStart"/>
+      <w:r>
+        <w:t>calificacion</w:t>
+      </w:r>
+      <w:proofErr w:type="spellEnd"/>
+      <w:r>
+        <w:t xml:space="preserve"> = "Suficiente";</w:t>
+      </w:r>
+    </w:p>
+    <w:p>
+      <w:r>
+        <w:t xml:space="preserve">        break;</w:t>
+      </w:r>
+    </w:p>
+    <w:p>
+      <w:r>
+        <w:t xml:space="preserve">    case ($nota &gt;= 0 &amp;&amp; $nota &lt; 5):</w:t>
+      </w:r>
+    </w:p>
+    <w:p>
+      <w:r>
+        <w:t xml:space="preserve">        $</w:t>
+      </w:r>
+      <w:proofErr w:type="spellStart"/>
+      <w:r>
+        <w:t>calificacion</w:t>
+      </w:r>
+      <w:proofErr w:type="spellEnd"/>
+      <w:r>
+        <w:t xml:space="preserve"> = "Insuficiente";</w:t>
+      </w:r>
+    </w:p>
+    <w:p>
+      <w:r>
+        <w:t xml:space="preserve">        break;</w:t>
+      </w:r>
+    </w:p>
+    <w:p>
+      <w:r>
+        <w:t xml:space="preserve">    default:</w:t>
+      </w:r>
+    </w:p>
+    <w:p>
+      <w:r>
+        <w:t xml:space="preserve">        $</w:t>
+      </w:r>
+      <w:proofErr w:type="spellStart"/>
+      <w:r>
+        <w:t>calificacion</w:t>
+      </w:r>
+      <w:proofErr w:type="spellEnd"/>
+      <w:r>
+        <w:t xml:space="preserve"> = "Nota no válida";</w:t>
+      </w:r>
+    </w:p>
+    <w:p>
+      <w:r>
+        <w:t xml:space="preserve">        break;</w:t>
+      </w:r>
+    </w:p>
+    <w:p>
+      <w:r>
+        <w:t>}</w:t>
+      </w:r>
+    </w:p>
+    <w:p/>
+    <w:p>
+      <w:r>
+        <w:t>echo "Con un $nota tu calificación es: $</w:t>
+      </w:r>
+      <w:proofErr w:type="spellStart"/>
+      <w:r>
+        <w:t>calificacion</w:t>
+      </w:r>
+      <w:proofErr w:type="spellEnd"/>
+      <w:r>
+        <w:t>";</w:t>
+      </w:r>
+    </w:p>
+    <w:p>
+      <w:r>
+        <w:t xml:space="preserve">?&gt; </w:t>
+      </w:r>
+    </w:p>
+    <w:p/>
+    <w:p>
+      <w:r>
+        <w:t>&lt;/</w:t>
+      </w:r>
+      <w:proofErr w:type="spellStart"/>
+      <w:r>
+        <w:t>body</w:t>
+      </w:r>
+      <w:proofErr w:type="spellEnd"/>
+      <w:r>
+        <w:t>&gt;</w:t>
+      </w:r>
+    </w:p>
+    <w:p>
+      <w:r>
+        <w:t>&lt;/</w:t>
+      </w:r>
+      <w:proofErr w:type="spellStart"/>
+      <w:r>
+        <w:t>html</w:t>
+      </w:r>
+      <w:proofErr w:type="spellEnd"/>
+      <w:r>
+        <w:t>&gt;</w:t>
+      </w:r>
+    </w:p>
+    <w:p/>
+    <w:p>
+      <w:r>
+        <w:lastRenderedPageBreak/>
+        <w:drawing>
+          <wp:inline distT="0" distB="0" distL="0" distR="0" wp14:anchorId="1120DE7B" wp14:editId="1277A1E1">
+            <wp:extent cx="5400040" cy="4867275"/>
+            <wp:effectExtent l="0" t="0" r="0" b="9525"/>
+            <wp:docPr id="4" name="Imagen 4"/>
+            <wp:cNvGraphicFramePr>
+              <a:graphicFrameLocks xmlns:a="http://schemas.openxmlformats.org/drawingml/2006/main" noChangeAspect="1"/>
+            </wp:cNvGraphicFramePr>
+            <a:graphic xmlns:a="http://schemas.openxmlformats.org/drawingml/2006/main">
+              <a:graphicData uri="http://schemas.openxmlformats.org/drawingml/2006/picture">
+                <pic:pic xmlns:pic="http://schemas.openxmlformats.org/drawingml/2006/picture">
+                  <pic:nvPicPr>
+                    <pic:cNvPr id="1" name=""/>
+                    <pic:cNvPicPr/>
+                  </pic:nvPicPr>
+                  <pic:blipFill>
+                    <a:blip r:embed="rId7"/>
+                    <a:stretch>
+                      <a:fillRect/>
+                    </a:stretch>
+                  </pic:blipFill>
+                  <pic:spPr>
+                    <a:xfrm>
+                      <a:off x="0" y="0"/>
+                      <a:ext cx="5400040" cy="4867275"/>
+                    </a:xfrm>
+                    <a:prstGeom prst="rect">
+                      <a:avLst/>
+                    </a:prstGeom>
+                  </pic:spPr>
+                </pic:pic>
+              </a:graphicData>
+            </a:graphic>
+          </wp:inline>
+        </w:drawing>
+      </w:r>
+    </w:p>
     <w:p/>
     <w:p>
       <w:pPr>
@@ -529,7 +1216,379 @@
         <w:t xml:space="preserve"> correcto).</w:t>
       </w:r>
     </w:p>
-    <w:p/>
+    <w:p>
+      <w:proofErr w:type="gramStart"/>
+      <w:r>
+        <w:t>&lt;!DOCTYPE</w:t>
+      </w:r>
+      <w:proofErr w:type="gramEnd"/>
+      <w:r>
+        <w:t xml:space="preserve"> </w:t>
+      </w:r>
+      <w:proofErr w:type="spellStart"/>
+      <w:r>
+        <w:t>html</w:t>
+      </w:r>
+      <w:proofErr w:type="spellEnd"/>
+      <w:r>
+        <w:t>&gt;</w:t>
+      </w:r>
+    </w:p>
+    <w:p>
+      <w:r>
+        <w:t>&lt;</w:t>
+      </w:r>
+      <w:proofErr w:type="spellStart"/>
+      <w:r>
+        <w:t>html</w:t>
+      </w:r>
+      <w:proofErr w:type="spellEnd"/>
+      <w:r>
+        <w:t>&gt;</w:t>
+      </w:r>
+    </w:p>
+    <w:p>
+      <w:r>
+        <w:t>&lt;</w:t>
+      </w:r>
+      <w:proofErr w:type="spellStart"/>
+      <w:r>
+        <w:t>body</w:t>
+      </w:r>
+      <w:proofErr w:type="spellEnd"/>
+      <w:r>
+        <w:t>&gt;</w:t>
+      </w:r>
+    </w:p>
+    <w:p/>
+    <w:p>
+      <w:proofErr w:type="gramStart"/>
+      <w:r>
+        <w:t>&lt;?</w:t>
+      </w:r>
+      <w:proofErr w:type="spellStart"/>
+      <w:r>
+        <w:t>php</w:t>
+      </w:r>
+      <w:proofErr w:type="spellEnd"/>
+      <w:proofErr w:type="gramEnd"/>
+    </w:p>
+    <w:p>
+      <w:r>
+        <w:t>$usuario = "coco";</w:t>
+      </w:r>
+    </w:p>
+    <w:p>
+      <w:r>
+        <w:t>$</w:t>
+      </w:r>
+      <w:proofErr w:type="spellStart"/>
+      <w:r>
+        <w:t>contrasena</w:t>
+      </w:r>
+      <w:proofErr w:type="spellEnd"/>
+      <w:r>
+        <w:t xml:space="preserve"> = "caco";</w:t>
+      </w:r>
+    </w:p>
+    <w:p>
+      <w:r>
+        <w:t>$activo = true;</w:t>
+      </w:r>
+    </w:p>
+    <w:p/>
+    <w:p>
+      <w:r>
+        <w:t>$</w:t>
+      </w:r>
+      <w:proofErr w:type="spellStart"/>
+      <w:r>
+        <w:t>usuarioCorrecto</w:t>
+      </w:r>
+      <w:proofErr w:type="spellEnd"/>
+      <w:r>
+        <w:t xml:space="preserve"> = "coco";</w:t>
+      </w:r>
+    </w:p>
+    <w:p>
+      <w:r>
+        <w:t>$</w:t>
+      </w:r>
+      <w:proofErr w:type="spellStart"/>
+      <w:r>
+        <w:t>contrasenaCorrecta</w:t>
+      </w:r>
+      <w:proofErr w:type="spellEnd"/>
+      <w:r>
+        <w:t xml:space="preserve"> = "caco";</w:t>
+      </w:r>
+    </w:p>
+    <w:p/>
+    <w:p>
+      <w:proofErr w:type="spellStart"/>
+      <w:r>
+        <w:t>if</w:t>
+      </w:r>
+      <w:proofErr w:type="spellEnd"/>
+      <w:r>
+        <w:t xml:space="preserve"> ($usuario === $</w:t>
+      </w:r>
+      <w:proofErr w:type="spellStart"/>
+      <w:r>
+        <w:t>usuarioCorrecto</w:t>
+      </w:r>
+      <w:proofErr w:type="spellEnd"/>
+      <w:r>
+        <w:t>) {</w:t>
+      </w:r>
+    </w:p>
+    <w:p>
+      <w:r>
+        <w:tab/>
+      </w:r>
+    </w:p>
+    <w:p>
+      <w:r>
+        <w:t xml:space="preserve">    </w:t>
+      </w:r>
+      <w:proofErr w:type="spellStart"/>
+      <w:proofErr w:type="gramStart"/>
+      <w:r>
+        <w:t>if</w:t>
+      </w:r>
+      <w:proofErr w:type="spellEnd"/>
+      <w:r>
+        <w:t>(</w:t>
+      </w:r>
+      <w:proofErr w:type="gramEnd"/>
+      <w:r>
+        <w:t>$</w:t>
+      </w:r>
+      <w:proofErr w:type="spellStart"/>
+      <w:r>
+        <w:t>contrasena</w:t>
+      </w:r>
+      <w:proofErr w:type="spellEnd"/>
+      <w:r>
+        <w:t xml:space="preserve"> === $</w:t>
+      </w:r>
+      <w:proofErr w:type="spellStart"/>
+      <w:r>
+        <w:t>contrasenaCorrecta</w:t>
+      </w:r>
+      <w:proofErr w:type="spellEnd"/>
+      <w:r>
+        <w:t>) {</w:t>
+      </w:r>
+    </w:p>
+    <w:p>
+      <w:r>
+        <w:t xml:space="preserve">    </w:t>
+      </w:r>
+    </w:p>
+    <w:p>
+      <w:r>
+        <w:t xml:space="preserve">    </w:t>
+      </w:r>
+      <w:r>
+        <w:tab/>
+      </w:r>
+      <w:proofErr w:type="spellStart"/>
+      <w:r>
+        <w:t>if</w:t>
+      </w:r>
+      <w:proofErr w:type="spellEnd"/>
+      <w:r>
+        <w:t xml:space="preserve"> ($activo == true) {</w:t>
+      </w:r>
+    </w:p>
+    <w:p>
+      <w:r>
+        <w:t xml:space="preserve">        </w:t>
+      </w:r>
+      <w:r>
+        <w:tab/>
+        <w:t>echo "</w:t>
+      </w:r>
+      <w:proofErr w:type="spellStart"/>
+      <w:r>
+        <w:t>Login</w:t>
+      </w:r>
+      <w:proofErr w:type="spellEnd"/>
+      <w:r>
+        <w:t xml:space="preserve"> correcto. Bienvenido, </w:t>
+      </w:r>
+      <w:proofErr w:type="gramStart"/>
+      <w:r>
+        <w:t>" .</w:t>
+      </w:r>
+      <w:proofErr w:type="gramEnd"/>
+      <w:r>
+        <w:t xml:space="preserve"> $</w:t>
+      </w:r>
+      <w:proofErr w:type="gramStart"/>
+      <w:r>
+        <w:t>usuario .</w:t>
+      </w:r>
+      <w:proofErr w:type="gramEnd"/>
+      <w:r>
+        <w:t xml:space="preserve"> ".";</w:t>
+      </w:r>
+    </w:p>
+    <w:p>
+      <w:r>
+        <w:t xml:space="preserve">        } </w:t>
+      </w:r>
+      <w:proofErr w:type="spellStart"/>
+      <w:r>
+        <w:t>else</w:t>
+      </w:r>
+      <w:proofErr w:type="spellEnd"/>
+      <w:r>
+        <w:t xml:space="preserve"> {</w:t>
+      </w:r>
+    </w:p>
+    <w:p>
+      <w:r>
+        <w:t xml:space="preserve">            echo "Error: la cuenta está inactiva. Contacta con el administrador.";</w:t>
+      </w:r>
+    </w:p>
+    <w:p>
+      <w:r>
+        <w:t xml:space="preserve">        }</w:t>
+      </w:r>
+    </w:p>
+    <w:p>
+      <w:r>
+        <w:t xml:space="preserve"> </w:t>
+      </w:r>
+    </w:p>
+    <w:p>
+      <w:r>
+        <w:t xml:space="preserve">    } </w:t>
+      </w:r>
+      <w:proofErr w:type="spellStart"/>
+      <w:r>
+        <w:t>else</w:t>
+      </w:r>
+      <w:proofErr w:type="spellEnd"/>
+      <w:r>
+        <w:t xml:space="preserve"> {</w:t>
+      </w:r>
+    </w:p>
+    <w:p>
+      <w:r>
+        <w:t xml:space="preserve">        echo "Error: la contraseña es incorrecta.";</w:t>
+      </w:r>
+    </w:p>
+    <w:p>
+      <w:r>
+        <w:t xml:space="preserve">    }</w:t>
+      </w:r>
+    </w:p>
+    <w:p>
+      <w:r>
+        <w:t xml:space="preserve"> </w:t>
+      </w:r>
+    </w:p>
+    <w:p>
+      <w:r>
+        <w:t xml:space="preserve">} </w:t>
+      </w:r>
+      <w:proofErr w:type="spellStart"/>
+      <w:r>
+        <w:t>else</w:t>
+      </w:r>
+      <w:proofErr w:type="spellEnd"/>
+      <w:r>
+        <w:t xml:space="preserve"> {</w:t>
+      </w:r>
+    </w:p>
+    <w:p>
+      <w:r>
+        <w:t xml:space="preserve">    echo "Error: el usuario no existe.";</w:t>
+      </w:r>
+    </w:p>
+    <w:p>
+      <w:r>
+        <w:t>}</w:t>
+      </w:r>
+    </w:p>
+    <w:p/>
+    <w:p>
+      <w:r>
+        <w:t xml:space="preserve">?&gt; </w:t>
+      </w:r>
+    </w:p>
+    <w:p/>
+    <w:p>
+      <w:r>
+        <w:t>&lt;/</w:t>
+      </w:r>
+      <w:proofErr w:type="spellStart"/>
+      <w:r>
+        <w:t>body</w:t>
+      </w:r>
+      <w:proofErr w:type="spellEnd"/>
+      <w:r>
+        <w:t>&gt;</w:t>
+      </w:r>
+    </w:p>
+    <w:p>
+      <w:r>
+        <w:t>&lt;/</w:t>
+      </w:r>
+      <w:proofErr w:type="spellStart"/>
+      <w:r>
+        <w:t>html</w:t>
+      </w:r>
+      <w:proofErr w:type="spellEnd"/>
+      <w:r>
+        <w:t>&gt;</w:t>
+      </w:r>
+      <w:bookmarkStart w:id="0" w:name="_GoBack"/>
+      <w:bookmarkEnd w:id="0"/>
+    </w:p>
+    <w:p>
+      <w:r>
+        <w:lastRenderedPageBreak/>
+        <w:drawing>
+          <wp:inline distT="0" distB="0" distL="0" distR="0" wp14:anchorId="6E2B7CB1" wp14:editId="7BF7718F">
+            <wp:extent cx="5400040" cy="5171440"/>
+            <wp:effectExtent l="0" t="0" r="0" b="0"/>
+            <wp:docPr id="5" name="Imagen 5"/>
+            <wp:cNvGraphicFramePr>
+              <a:graphicFrameLocks xmlns:a="http://schemas.openxmlformats.org/drawingml/2006/main" noChangeAspect="1"/>
+            </wp:cNvGraphicFramePr>
+            <a:graphic xmlns:a="http://schemas.openxmlformats.org/drawingml/2006/main">
+              <a:graphicData uri="http://schemas.openxmlformats.org/drawingml/2006/picture">
+                <pic:pic xmlns:pic="http://schemas.openxmlformats.org/drawingml/2006/picture">
+                  <pic:nvPicPr>
+                    <pic:cNvPr id="1" name=""/>
+                    <pic:cNvPicPr/>
+                  </pic:nvPicPr>
+                  <pic:blipFill>
+                    <a:blip r:embed="rId8"/>
+                    <a:stretch>
+                      <a:fillRect/>
+                    </a:stretch>
+                  </pic:blipFill>
+                  <pic:spPr>
+                    <a:xfrm>
+                      <a:off x="0" y="0"/>
+                      <a:ext cx="5400040" cy="5171440"/>
+                    </a:xfrm>
+                    <a:prstGeom prst="rect">
+                      <a:avLst/>
+                    </a:prstGeom>
+                  </pic:spPr>
+                </pic:pic>
+              </a:graphicData>
+            </a:graphic>
+          </wp:inline>
+        </w:drawing>
+      </w:r>
+    </w:p>
     <w:sectPr>
       <w:pgSz w:w="11906" w:h="16838"/>
       <w:pgMar w:top="1417" w:right="1701" w:bottom="1417" w:left="1701" w:header="708" w:footer="708" w:gutter="0"/>
